--- a/《》备忘.docx
+++ b/《》备忘.docx
@@ -55,18 +55,19 @@
           <w:rFonts w:hint="eastAsia"/>
           <w:b w:val="0"/>
           <w:bCs w:val="0"/>
-          <w:sz w:val="24"/>
-          <w:szCs w:val="24"/>
-          <w:lang w:val="en-US" w:eastAsia="zh-CN"/>
-        </w:rPr>
-      </w:pPr>
-      <w:r>
-        <w:rPr>
-          <w:rFonts w:hint="eastAsia"/>
-          <w:b w:val="0"/>
-          <w:bCs w:val="0"/>
-          <w:sz w:val="24"/>
-          <w:szCs w:val="24"/>
+          <w:sz w:val="21"/>
+          <w:szCs w:val="21"/>
+          <w:lang w:val="en-US" w:eastAsia="zh-CN"/>
+        </w:rPr>
+      </w:pPr>
+      <w:bookmarkStart w:id="0" w:name="_GoBack"/>
+      <w:r>
+        <w:rPr>
+          <w:rFonts w:hint="eastAsia"/>
+          <w:b w:val="0"/>
+          <w:bCs w:val="0"/>
+          <w:sz w:val="21"/>
+          <w:szCs w:val="21"/>
           <w:lang w:val="en-US" w:eastAsia="zh-CN"/>
         </w:rPr>
         <w:tab/>
@@ -79,25 +80,24 @@
           <w:rFonts w:hint="eastAsia"/>
           <w:b w:val="0"/>
           <w:bCs w:val="0"/>
-          <w:sz w:val="24"/>
-          <w:szCs w:val="24"/>
-          <w:lang w:val="en-US" w:eastAsia="zh-CN"/>
-        </w:rPr>
-      </w:pPr>
-      <w:r>
-        <w:rPr>
-          <w:rFonts w:hint="eastAsia"/>
-          <w:b w:val="0"/>
-          <w:bCs w:val="0"/>
-          <w:sz w:val="24"/>
-          <w:szCs w:val="24"/>
+          <w:sz w:val="21"/>
+          <w:szCs w:val="21"/>
+          <w:lang w:val="en-US" w:eastAsia="zh-CN"/>
+        </w:rPr>
+      </w:pPr>
+      <w:r>
+        <w:rPr>
+          <w:rFonts w:hint="eastAsia"/>
+          <w:b w:val="0"/>
+          <w:bCs w:val="0"/>
+          <w:sz w:val="21"/>
+          <w:szCs w:val="21"/>
           <w:lang w:val="en-US" w:eastAsia="zh-CN"/>
         </w:rPr>
         <w:tab/>
       </w:r>
-      <w:bookmarkStart w:id="0" w:name="_GoBack"/>
-      <w:bookmarkEnd w:id="0"/>
-    </w:p>
+    </w:p>
+    <w:bookmarkEnd w:id="0"/>
     <w:p>
       <w:pPr>
         <w:jc w:val="both"/>
@@ -305,6 +305,91 @@
         </w:rPr>
         <w:tab/>
       </w:r>
+    </w:p>
+    <w:p>
+      <w:pPr>
+        <w:jc w:val="both"/>
+        <w:rPr>
+          <w:rFonts w:hint="eastAsia"/>
+          <w:b w:val="0"/>
+          <w:bCs w:val="0"/>
+          <w:sz w:val="24"/>
+          <w:szCs w:val="24"/>
+          <w:lang w:val="en-US" w:eastAsia="zh-CN"/>
+        </w:rPr>
+      </w:pPr>
+      <w:r>
+        <w:rPr>
+          <w:rFonts w:hint="eastAsia"/>
+          <w:b/>
+          <w:bCs/>
+          <w:sz w:val="24"/>
+          <w:szCs w:val="24"/>
+          <w:lang w:val="en-US" w:eastAsia="zh-CN"/>
+        </w:rPr>
+        <w:t>解题记录</w:t>
+      </w:r>
+    </w:p>
+    <w:p>
+      <w:pPr>
+        <w:jc w:val="both"/>
+        <w:rPr>
+          <w:rFonts w:hint="eastAsia"/>
+          <w:b w:val="0"/>
+          <w:bCs w:val="0"/>
+          <w:sz w:val="24"/>
+          <w:szCs w:val="24"/>
+          <w:lang w:val="en-US" w:eastAsia="zh-CN"/>
+        </w:rPr>
+      </w:pPr>
+      <w:r>
+        <w:rPr>
+          <w:rFonts w:hint="eastAsia"/>
+          <w:b w:val="0"/>
+          <w:bCs w:val="0"/>
+          <w:sz w:val="24"/>
+          <w:szCs w:val="24"/>
+          <w:lang w:val="en-US" w:eastAsia="zh-CN"/>
+        </w:rPr>
+        <w:tab/>
+      </w:r>
+    </w:p>
+    <w:p>
+      <w:pPr>
+        <w:jc w:val="both"/>
+        <w:rPr>
+          <w:rFonts w:hint="eastAsia"/>
+          <w:b w:val="0"/>
+          <w:bCs w:val="0"/>
+          <w:sz w:val="24"/>
+          <w:szCs w:val="24"/>
+          <w:lang w:val="en-US" w:eastAsia="zh-CN"/>
+        </w:rPr>
+      </w:pPr>
+      <w:r>
+        <w:rPr>
+          <w:rFonts w:hint="eastAsia"/>
+          <w:b w:val="0"/>
+          <w:bCs w:val="0"/>
+          <w:sz w:val="24"/>
+          <w:szCs w:val="24"/>
+          <w:lang w:val="en-US" w:eastAsia="zh-CN"/>
+        </w:rPr>
+        <w:tab/>
+      </w:r>
+    </w:p>
+    <w:p>
+      <w:pPr>
+        <w:jc w:val="both"/>
+        <w:rPr>
+          <w:rFonts w:hint="eastAsia"/>
+          <w:b w:val="0"/>
+          <w:bCs w:val="0"/>
+          <w:sz w:val="21"/>
+          <w:szCs w:val="21"/>
+          <w:lang w:val="en-US" w:eastAsia="zh-CN"/>
+        </w:rPr>
+      </w:pPr>
     </w:p>
     <w:sectPr>
       <w:pgSz w:w="11906" w:h="16838"/>

--- a/《》备忘.docx
+++ b/《》备忘.docx
@@ -60,7 +60,6 @@
           <w:lang w:val="en-US" w:eastAsia="zh-CN"/>
         </w:rPr>
       </w:pPr>
-      <w:bookmarkStart w:id="0" w:name="_GoBack"/>
       <w:r>
         <w:rPr>
           <w:rFonts w:hint="eastAsia"/>
@@ -97,7 +96,6 @@
         <w:tab/>
       </w:r>
     </w:p>
-    <w:bookmarkEnd w:id="0"/>
     <w:p>
       <w:pPr>
         <w:jc w:val="both"/>
@@ -337,18 +335,18 @@
           <w:rFonts w:hint="eastAsia"/>
           <w:b w:val="0"/>
           <w:bCs w:val="0"/>
-          <w:sz w:val="24"/>
-          <w:szCs w:val="24"/>
-          <w:lang w:val="en-US" w:eastAsia="zh-CN"/>
-        </w:rPr>
-      </w:pPr>
-      <w:r>
-        <w:rPr>
-          <w:rFonts w:hint="eastAsia"/>
-          <w:b w:val="0"/>
-          <w:bCs w:val="0"/>
-          <w:sz w:val="24"/>
-          <w:szCs w:val="24"/>
+          <w:sz w:val="21"/>
+          <w:szCs w:val="21"/>
+          <w:lang w:val="en-US" w:eastAsia="zh-CN"/>
+        </w:rPr>
+      </w:pPr>
+      <w:r>
+        <w:rPr>
+          <w:rFonts w:hint="eastAsia"/>
+          <w:b w:val="0"/>
+          <w:bCs w:val="0"/>
+          <w:sz w:val="21"/>
+          <w:szCs w:val="21"/>
           <w:lang w:val="en-US" w:eastAsia="zh-CN"/>
         </w:rPr>
         <w:tab/>
@@ -361,22 +359,24 @@
           <w:rFonts w:hint="eastAsia"/>
           <w:b w:val="0"/>
           <w:bCs w:val="0"/>
-          <w:sz w:val="24"/>
-          <w:szCs w:val="24"/>
-          <w:lang w:val="en-US" w:eastAsia="zh-CN"/>
-        </w:rPr>
-      </w:pPr>
-      <w:r>
-        <w:rPr>
-          <w:rFonts w:hint="eastAsia"/>
-          <w:b w:val="0"/>
-          <w:bCs w:val="0"/>
-          <w:sz w:val="24"/>
-          <w:szCs w:val="24"/>
+          <w:sz w:val="21"/>
+          <w:szCs w:val="21"/>
+          <w:lang w:val="en-US" w:eastAsia="zh-CN"/>
+        </w:rPr>
+      </w:pPr>
+      <w:r>
+        <w:rPr>
+          <w:rFonts w:hint="eastAsia"/>
+          <w:b w:val="0"/>
+          <w:bCs w:val="0"/>
+          <w:sz w:val="21"/>
+          <w:szCs w:val="21"/>
           <w:lang w:val="en-US" w:eastAsia="zh-CN"/>
         </w:rPr>
         <w:tab/>
       </w:r>
+      <w:bookmarkStart w:id="0" w:name="_GoBack"/>
+      <w:bookmarkEnd w:id="0"/>
     </w:p>
     <w:p>
       <w:pPr>
@@ -705,7 +705,7 @@
   <a:themeElements>
     <a:clrScheme name="Office">
       <a:dk1>
-        <a:sysClr val="windowText" lastClr="000000"/>
+        <a:sysClr val="windowText" lastClr="4C4C4C"/>
       </a:dk1>
       <a:lt1>
         <a:sysClr val="window" lastClr="FFFFFF"/>
@@ -952,6 +952,7 @@
     </a:fmtScheme>
   </a:themeElements>
   <a:objectDefaults/>
+  <a:extraClrSchemeLst/>
 </a:theme>
 </file>
 
